--- a/doc/Supplementary_1.docx
+++ b/doc/Supplementary_1.docx
@@ -7,7 +7,7 @@
         <w:pStyle w:val="Ttulo"/>
       </w:pPr>
       <w:r>
-        <w:t>Supplementary Materials for the Scientific Article</w:t>
+        <w:t>Supplementary Materials</w:t>
       </w:r>
     </w:p>
     <w:p>
@@ -126,18 +126,15 @@
     </w:p>
     <w:p>
       <w:r>
-        <w:t xml:space="preserve">All statistical analyses were performed using R (version 4.1.2) and GraphPad Prism (version 9.0). Data normality was assessed by the Shapiro-Wilk test. For comparisons between two groups, either Student’s t-test or the Mann–Whitney U test was employed, as appropriate. For multiple groups, one-way analysis of variance (ANOVA) </w:t>
-      </w:r>
+        <w:t>All statistical analyses were performed using R (version 4.1.2) and GraphPad Prism (version 9.0). Data normality was assessed by the Shapiro-Wilk test. For comparisons between two groups, either Student’s t-test or the Mann–Whitney U test was employed, as appropriate. For multiple groups, one-way analysis of variance (ANOVA) followed by Tukey’s post hoc test was utilized. Statistical significance was considered at p-values less than 0.05.</w:t>
+      </w:r>
+    </w:p>
+    <w:p>
+      <w:pPr>
+        <w:pStyle w:val="Ttulo1"/>
+      </w:pPr>
       <w:r>
         <w:lastRenderedPageBreak/>
-        <w:t>followed by Tukey’s post hoc test was utilized. Statistical significance was considered at p-values less than 0.05.</w:t>
-      </w:r>
-    </w:p>
-    <w:p>
-      <w:pPr>
-        <w:pStyle w:val="Ttulo1"/>
-      </w:pPr>
-      <w:r>
         <w:t>Supplementary Results</w:t>
       </w:r>
     </w:p>
@@ -247,7 +244,10 @@
         <w:pStyle w:val="Ttulo2"/>
       </w:pPr>
       <w:r>
-        <w:t>Figure S1: Dose–Response Relationship</w:t>
+        <w:t xml:space="preserve">Figure S1: </w:t>
+      </w:r>
+      <w:r>
+        <w:t>Cross-valiudation error for the DAPC.</w:t>
       </w:r>
     </w:p>
     <w:p>
@@ -260,13 +260,16 @@
         <w:pStyle w:val="Ttulo2"/>
       </w:pPr>
       <w:r>
+        <w:t>Figure S2: Replication of Principal Experiments</w:t>
+      </w:r>
+    </w:p>
+    <w:p>
+      <w:r>
+        <w:t xml:space="preserve">To ensure the robustness of the main findings, principal experiments were independently replicated on three occasions under identical conditions. The </w:t>
+      </w:r>
+      <w:r>
         <w:lastRenderedPageBreak/>
-        <w:t>Figure S2: Replication of Principal Experiments</w:t>
-      </w:r>
-    </w:p>
-    <w:p>
-      <w:r>
-        <w:t>To ensure the robustness of the main findings, principal experiments were independently replicated on three occasions under identical conditions. The outcomes were consistent across all replicates, with standard deviations below 5% of the mean, thus confirming the reliability of the data.</w:t>
+        <w:t>outcomes were consistent across all replicates, with standard deviations below 5% of the mean, thus confirming the reliability of the data.</w:t>
       </w:r>
     </w:p>
     <w:p>
@@ -338,7 +341,6 @@
         <w:pStyle w:val="Ttulo1"/>
       </w:pPr>
       <w:r>
-        <w:lastRenderedPageBreak/>
         <w:t>Supplementary References</w:t>
       </w:r>
     </w:p>
@@ -375,6 +377,7 @@
         </w:numPr>
       </w:pPr>
       <w:r>
+        <w:lastRenderedPageBreak/>
         <w:t>Johnson IJ. Replication and Reliability in Science. Open Science Reports, 2019; 5(1): 50–62.</w:t>
       </w:r>
     </w:p>
@@ -1492,6 +1495,7 @@
   <w:style w:type="character" w:default="1" w:styleId="Fuentedeprrafopredeter">
     <w:name w:val="Default Paragraph Font"/>
     <w:uiPriority w:val="1"/>
+    <w:semiHidden/>
     <w:unhideWhenUsed/>
   </w:style>
   <w:style w:type="table" w:default="1" w:styleId="Tablanormal">
